--- a/info_parser_from_docx/information/Vitmin B12.docx
+++ b/info_parser_from_docx/information/Vitmin B12.docx
@@ -93,48 +93,518 @@
           <w:szCs w:val="24"/>
         </w:rPr>
       </w:pPr>
-      <w:r>
-        <w:rPr>
-          <w:rFonts w:ascii="Arial" w:hAnsi="Arial" w:cs="Arial"/>
-          <w:sz w:val="24"/>
-          <w:szCs w:val="24"/>
-        </w:rPr>
-        <w:t>Täglich abgedeckt 0,0034 mg</w:t>
-      </w:r>
-    </w:p>
-    <w:p>
-      <w:pPr>
-        <w:rPr>
-          <w:rFonts w:ascii="Arial" w:hAnsi="Arial" w:cs="Arial"/>
-          <w:sz w:val="24"/>
-          <w:szCs w:val="24"/>
-        </w:rPr>
-      </w:pPr>
-    </w:p>
-    <w:p>
-      <w:pPr>
-        <w:rPr>
-          <w:rFonts w:ascii="Arial" w:hAnsi="Arial" w:cs="Arial"/>
-          <w:sz w:val="24"/>
-          <w:szCs w:val="24"/>
-          <w:lang w:val="en-GB"/>
-        </w:rPr>
-      </w:pPr>
-      <w:r>
-        <w:rPr>
-          <w:rFonts w:ascii="Arial" w:hAnsi="Arial" w:cs="Arial"/>
-          <w:sz w:val="24"/>
-          <w:szCs w:val="24"/>
-          <w:lang w:val="en-GB"/>
-        </w:rPr>
-        <w:t>Banane 100 g</w:t>
-      </w:r>
-      <w:r>
-        <w:rPr>
-          <w:rFonts w:ascii="Arial" w:hAnsi="Arial" w:cs="Arial"/>
-          <w:sz w:val="24"/>
-          <w:szCs w:val="24"/>
-          <w:lang w:val="en-GB"/>
+    </w:p>
+    <w:p>
+      <w:pPr>
+        <w:rPr>
+          <w:rFonts w:ascii="Arial" w:hAnsi="Arial" w:cs="Arial"/>
+          <w:sz w:val="24"/>
+          <w:szCs w:val="24"/>
+        </w:rPr>
+      </w:pPr>
+      <w:r>
+        <w:rPr>
+          <w:rFonts w:ascii="Arial" w:hAnsi="Arial" w:cs="Arial"/>
+          <w:sz w:val="24"/>
+          <w:szCs w:val="24"/>
+        </w:rPr>
+        <w:t>Honigmelone 100 g</w:t>
+      </w:r>
+      <w:r>
+        <w:rPr>
+          <w:rFonts w:ascii="Arial" w:hAnsi="Arial" w:cs="Arial"/>
+          <w:sz w:val="24"/>
+          <w:szCs w:val="24"/>
+        </w:rPr>
+        <w:t xml:space="preserve"> 0 mg</w:t>
+      </w:r>
+    </w:p>
+    <w:p>
+      <w:pPr>
+        <w:rPr>
+          <w:rFonts w:ascii="Arial" w:hAnsi="Arial" w:cs="Arial"/>
+          <w:sz w:val="24"/>
+          <w:szCs w:val="24"/>
+        </w:rPr>
+      </w:pPr>
+      <w:proofErr w:type="spellStart"/>
+      <w:r>
+        <w:rPr>
+          <w:rFonts w:ascii="Arial" w:hAnsi="Arial" w:cs="Arial"/>
+          <w:sz w:val="24"/>
+          <w:szCs w:val="24"/>
+        </w:rPr>
+        <w:t>Parboiledreisgegart</w:t>
+      </w:r>
+      <w:proofErr w:type="spellEnd"/>
+      <w:r>
+        <w:rPr>
+          <w:rFonts w:ascii="Arial" w:hAnsi="Arial" w:cs="Arial"/>
+          <w:sz w:val="24"/>
+          <w:szCs w:val="24"/>
+        </w:rPr>
+        <w:t xml:space="preserve"> 360 g 0 mg</w:t>
+      </w:r>
+    </w:p>
+    <w:p>
+      <w:pPr>
+        <w:rPr>
+          <w:rFonts w:ascii="Arial" w:hAnsi="Arial" w:cs="Arial"/>
+          <w:sz w:val="24"/>
+          <w:szCs w:val="24"/>
+        </w:rPr>
+      </w:pPr>
+      <w:r>
+        <w:rPr>
+          <w:rFonts w:ascii="Arial" w:hAnsi="Arial" w:cs="Arial"/>
+          <w:sz w:val="24"/>
+          <w:szCs w:val="24"/>
+        </w:rPr>
+        <w:t xml:space="preserve">Haferflocken 15 g </w:t>
+      </w:r>
+      <w:r>
+        <w:rPr>
+          <w:rFonts w:ascii="Arial" w:hAnsi="Arial" w:cs="Arial"/>
+          <w:sz w:val="24"/>
+          <w:szCs w:val="24"/>
+        </w:rPr>
+        <w:t>0 mg</w:t>
+      </w:r>
+    </w:p>
+    <w:p>
+      <w:pPr>
+        <w:rPr>
+          <w:rFonts w:ascii="Arial" w:hAnsi="Arial" w:cs="Arial"/>
+          <w:sz w:val="24"/>
+          <w:szCs w:val="24"/>
+        </w:rPr>
+      </w:pPr>
+      <w:r>
+        <w:rPr>
+          <w:rFonts w:ascii="Arial" w:hAnsi="Arial" w:cs="Arial"/>
+          <w:sz w:val="24"/>
+          <w:szCs w:val="24"/>
+        </w:rPr>
+        <w:t xml:space="preserve">Butterkäse 36 g </w:t>
+      </w:r>
+      <w:r>
+        <w:rPr>
+          <w:rFonts w:ascii="Arial" w:hAnsi="Arial" w:cs="Arial"/>
+          <w:sz w:val="24"/>
+          <w:szCs w:val="24"/>
+        </w:rPr>
+        <w:t>0,0007 mg</w:t>
+      </w:r>
+    </w:p>
+    <w:p>
+      <w:pPr>
+        <w:rPr>
+          <w:rFonts w:ascii="Arial" w:hAnsi="Arial" w:cs="Arial"/>
+          <w:sz w:val="24"/>
+          <w:szCs w:val="24"/>
+        </w:rPr>
+      </w:pPr>
+      <w:r>
+        <w:rPr>
+          <w:rFonts w:ascii="Arial" w:hAnsi="Arial" w:cs="Arial"/>
+          <w:sz w:val="24"/>
+          <w:szCs w:val="24"/>
+        </w:rPr>
+        <w:t xml:space="preserve">Butter 10 g </w:t>
+      </w:r>
+      <w:r>
+        <w:rPr>
+          <w:rFonts w:ascii="Arial" w:hAnsi="Arial" w:cs="Arial"/>
+          <w:sz w:val="24"/>
+          <w:szCs w:val="24"/>
+        </w:rPr>
+        <w:t>0 mg</w:t>
+      </w:r>
+    </w:p>
+    <w:p>
+      <w:pPr>
+        <w:rPr>
+          <w:rFonts w:ascii="Arial" w:hAnsi="Arial" w:cs="Arial"/>
+          <w:sz w:val="24"/>
+          <w:szCs w:val="24"/>
+        </w:rPr>
+      </w:pPr>
+      <w:proofErr w:type="spellStart"/>
+      <w:r>
+        <w:rPr>
+          <w:rFonts w:ascii="Arial" w:hAnsi="Arial" w:cs="Arial"/>
+          <w:sz w:val="24"/>
+          <w:szCs w:val="24"/>
+        </w:rPr>
+        <w:t>Brokkoligegart</w:t>
+      </w:r>
+      <w:proofErr w:type="spellEnd"/>
+      <w:r>
+        <w:rPr>
+          <w:rFonts w:ascii="Arial" w:hAnsi="Arial" w:cs="Arial"/>
+          <w:sz w:val="24"/>
+          <w:szCs w:val="24"/>
+        </w:rPr>
+        <w:t xml:space="preserve"> 100 g</w:t>
+      </w:r>
+      <w:r>
+        <w:rPr>
+          <w:rFonts w:ascii="Arial" w:hAnsi="Arial" w:cs="Arial"/>
+          <w:sz w:val="24"/>
+          <w:szCs w:val="24"/>
+        </w:rPr>
+        <w:t xml:space="preserve"> 0 mg</w:t>
+      </w:r>
+    </w:p>
+    <w:p>
+      <w:pPr>
+        <w:rPr>
+          <w:rFonts w:ascii="Arial" w:hAnsi="Arial" w:cs="Arial"/>
+          <w:sz w:val="24"/>
+          <w:szCs w:val="24"/>
+        </w:rPr>
+      </w:pPr>
+      <w:r>
+        <w:rPr>
+          <w:rFonts w:ascii="Arial" w:hAnsi="Arial" w:cs="Arial"/>
+          <w:sz w:val="24"/>
+          <w:szCs w:val="24"/>
+        </w:rPr>
+        <w:t>Blumenkohl</w:t>
+      </w:r>
+      <w:r>
+        <w:rPr>
+          <w:rFonts w:ascii="Arial" w:hAnsi="Arial" w:cs="Arial"/>
+          <w:sz w:val="24"/>
+          <w:szCs w:val="24"/>
+        </w:rPr>
+        <w:t>gegart</w:t>
+      </w:r>
+      <w:r>
+        <w:rPr>
+          <w:rFonts w:ascii="Arial" w:hAnsi="Arial" w:cs="Arial"/>
+          <w:sz w:val="24"/>
+          <w:szCs w:val="24"/>
+        </w:rPr>
+        <w:t xml:space="preserve"> 100 g</w:t>
+      </w:r>
+      <w:r>
+        <w:rPr>
+          <w:rFonts w:ascii="Arial" w:hAnsi="Arial" w:cs="Arial"/>
+          <w:sz w:val="24"/>
+          <w:szCs w:val="24"/>
+        </w:rPr>
+        <w:t xml:space="preserve"> 0 mg</w:t>
+      </w:r>
+    </w:p>
+    <w:p>
+      <w:pPr>
+        <w:rPr>
+          <w:rFonts w:ascii="Arial" w:hAnsi="Arial" w:cs="Arial"/>
+          <w:sz w:val="24"/>
+          <w:szCs w:val="24"/>
+        </w:rPr>
+      </w:pPr>
+      <w:proofErr w:type="spellStart"/>
+      <w:r>
+        <w:rPr>
+          <w:rFonts w:ascii="Arial" w:hAnsi="Arial" w:cs="Arial"/>
+          <w:sz w:val="24"/>
+          <w:szCs w:val="24"/>
+        </w:rPr>
+        <w:t>Möhre</w:t>
+      </w:r>
+      <w:r>
+        <w:rPr>
+          <w:rFonts w:ascii="Arial" w:hAnsi="Arial" w:cs="Arial"/>
+          <w:sz w:val="24"/>
+          <w:szCs w:val="24"/>
+        </w:rPr>
+        <w:t>gegart</w:t>
+      </w:r>
+      <w:proofErr w:type="spellEnd"/>
+      <w:r>
+        <w:rPr>
+          <w:rFonts w:ascii="Arial" w:hAnsi="Arial" w:cs="Arial"/>
+          <w:sz w:val="24"/>
+          <w:szCs w:val="24"/>
+        </w:rPr>
+        <w:t xml:space="preserve"> 100 g </w:t>
+      </w:r>
+      <w:r>
+        <w:rPr>
+          <w:rFonts w:ascii="Arial" w:hAnsi="Arial" w:cs="Arial"/>
+          <w:sz w:val="24"/>
+          <w:szCs w:val="24"/>
+        </w:rPr>
+        <w:t>0 mg</w:t>
+      </w:r>
+    </w:p>
+    <w:p>
+      <w:pPr>
+        <w:rPr>
+          <w:rFonts w:ascii="Arial" w:hAnsi="Arial" w:cs="Arial"/>
+          <w:sz w:val="24"/>
+          <w:szCs w:val="24"/>
+        </w:rPr>
+      </w:pPr>
+      <w:proofErr w:type="spellStart"/>
+      <w:r>
+        <w:rPr>
+          <w:rFonts w:ascii="Arial" w:hAnsi="Arial" w:cs="Arial"/>
+          <w:sz w:val="24"/>
+          <w:szCs w:val="24"/>
+        </w:rPr>
+        <w:t>Pastinake</w:t>
+      </w:r>
+      <w:r>
+        <w:rPr>
+          <w:rFonts w:ascii="Arial" w:hAnsi="Arial" w:cs="Arial"/>
+          <w:kern w:val="0"/>
+          <w:sz w:val="24"/>
+          <w:szCs w:val="24"/>
+          <w14:ligatures w14:val="none"/>
+        </w:rPr>
+        <w:t>gegart</w:t>
+      </w:r>
+      <w:proofErr w:type="spellEnd"/>
+      <w:r>
+        <w:rPr>
+          <w:rFonts w:ascii="Arial" w:hAnsi="Arial" w:cs="Arial"/>
+          <w:sz w:val="24"/>
+          <w:szCs w:val="24"/>
+        </w:rPr>
+        <w:t xml:space="preserve"> 100 g </w:t>
+      </w:r>
+      <w:r>
+        <w:rPr>
+          <w:rFonts w:ascii="Arial" w:hAnsi="Arial" w:cs="Arial"/>
+          <w:sz w:val="24"/>
+          <w:szCs w:val="24"/>
+        </w:rPr>
+        <w:t>0 mg</w:t>
+      </w:r>
+    </w:p>
+    <w:p>
+      <w:pPr>
+        <w:rPr>
+          <w:rFonts w:ascii="Arial" w:hAnsi="Arial" w:cs="Arial"/>
+          <w:sz w:val="24"/>
+          <w:szCs w:val="24"/>
+        </w:rPr>
+      </w:pPr>
+      <w:proofErr w:type="spellStart"/>
+      <w:r>
+        <w:rPr>
+          <w:rFonts w:ascii="Arial" w:hAnsi="Arial" w:cs="Arial"/>
+          <w:sz w:val="24"/>
+          <w:szCs w:val="24"/>
+        </w:rPr>
+        <w:t>Hokkaidokürbis</w:t>
+      </w:r>
+      <w:r>
+        <w:rPr>
+          <w:rFonts w:ascii="Arial" w:hAnsi="Arial" w:cs="Arial"/>
+          <w:kern w:val="0"/>
+          <w:sz w:val="24"/>
+          <w:szCs w:val="24"/>
+          <w14:ligatures w14:val="none"/>
+        </w:rPr>
+        <w:t>gegart</w:t>
+      </w:r>
+      <w:proofErr w:type="spellEnd"/>
+      <w:r>
+        <w:rPr>
+          <w:rFonts w:ascii="Arial" w:hAnsi="Arial" w:cs="Arial"/>
+          <w:sz w:val="24"/>
+          <w:szCs w:val="24"/>
+        </w:rPr>
+        <w:t xml:space="preserve"> 100 g </w:t>
+      </w:r>
+      <w:r>
+        <w:rPr>
+          <w:rFonts w:ascii="Arial" w:hAnsi="Arial" w:cs="Arial"/>
+          <w:sz w:val="24"/>
+          <w:szCs w:val="24"/>
+        </w:rPr>
+        <w:t>0 mg</w:t>
+      </w:r>
+    </w:p>
+    <w:p>
+      <w:pPr>
+        <w:rPr>
+          <w:rFonts w:ascii="Arial" w:hAnsi="Arial" w:cs="Arial"/>
+          <w:sz w:val="24"/>
+          <w:szCs w:val="24"/>
+        </w:rPr>
+      </w:pPr>
+      <w:r>
+        <w:rPr>
+          <w:rFonts w:ascii="Arial" w:hAnsi="Arial" w:cs="Arial"/>
+          <w:sz w:val="24"/>
+          <w:szCs w:val="24"/>
+        </w:rPr>
+        <w:t>Eisbergsalat</w:t>
+      </w:r>
+      <w:r>
+        <w:rPr>
+          <w:rFonts w:ascii="Arial" w:hAnsi="Arial" w:cs="Arial"/>
+          <w:kern w:val="0"/>
+          <w:sz w:val="24"/>
+          <w:szCs w:val="24"/>
+          <w14:ligatures w14:val="none"/>
+        </w:rPr>
+        <w:t>gegart</w:t>
+      </w:r>
+      <w:r>
+        <w:rPr>
+          <w:rFonts w:ascii="Arial" w:hAnsi="Arial" w:cs="Arial"/>
+          <w:sz w:val="24"/>
+          <w:szCs w:val="24"/>
+        </w:rPr>
+        <w:t xml:space="preserve"> 50 g </w:t>
+      </w:r>
+      <w:r>
+        <w:rPr>
+          <w:rFonts w:ascii="Arial" w:hAnsi="Arial" w:cs="Arial"/>
+          <w:sz w:val="24"/>
+          <w:szCs w:val="24"/>
+        </w:rPr>
+        <w:t>0 mg</w:t>
+      </w:r>
+    </w:p>
+    <w:p>
+      <w:pPr>
+        <w:rPr>
+          <w:rFonts w:ascii="Arial" w:hAnsi="Arial" w:cs="Arial"/>
+          <w:sz w:val="24"/>
+          <w:szCs w:val="24"/>
+        </w:rPr>
+      </w:pPr>
+      <w:r>
+        <w:rPr>
+          <w:rFonts w:ascii="Arial" w:hAnsi="Arial" w:cs="Arial"/>
+          <w:sz w:val="24"/>
+          <w:szCs w:val="24"/>
+        </w:rPr>
+        <w:t>Süßkartoffel</w:t>
+      </w:r>
+      <w:r>
+        <w:rPr>
+          <w:rFonts w:ascii="Arial" w:hAnsi="Arial" w:cs="Arial"/>
+          <w:kern w:val="0"/>
+          <w:sz w:val="24"/>
+          <w:szCs w:val="24"/>
+          <w14:ligatures w14:val="none"/>
+        </w:rPr>
+        <w:t>gegart</w:t>
+      </w:r>
+      <w:r>
+        <w:rPr>
+          <w:rFonts w:ascii="Arial" w:hAnsi="Arial" w:cs="Arial"/>
+          <w:sz w:val="24"/>
+          <w:szCs w:val="24"/>
+        </w:rPr>
+        <w:t xml:space="preserve"> 100 g</w:t>
+      </w:r>
+      <w:r>
+        <w:rPr>
+          <w:rFonts w:ascii="Arial" w:hAnsi="Arial" w:cs="Arial"/>
+          <w:sz w:val="24"/>
+          <w:szCs w:val="24"/>
+        </w:rPr>
+        <w:t xml:space="preserve"> 0 mg</w:t>
+      </w:r>
+    </w:p>
+    <w:p>
+      <w:pPr>
+        <w:rPr>
+          <w:rFonts w:ascii="Arial" w:hAnsi="Arial" w:cs="Arial"/>
+          <w:sz w:val="24"/>
+          <w:szCs w:val="24"/>
+        </w:rPr>
+      </w:pPr>
+      <w:r>
+        <w:rPr>
+          <w:rFonts w:ascii="Arial" w:hAnsi="Arial" w:cs="Arial"/>
+          <w:sz w:val="24"/>
+          <w:szCs w:val="24"/>
+        </w:rPr>
+        <w:t>Rapsöl 5 g</w:t>
+      </w:r>
+      <w:r>
+        <w:rPr>
+          <w:rFonts w:ascii="Arial" w:hAnsi="Arial" w:cs="Arial"/>
+          <w:sz w:val="24"/>
+          <w:szCs w:val="24"/>
+        </w:rPr>
+        <w:t xml:space="preserve"> 0 mg</w:t>
+      </w:r>
+    </w:p>
+    <w:p>
+      <w:pPr>
+        <w:rPr>
+          <w:rFonts w:ascii="Arial" w:hAnsi="Arial" w:cs="Arial"/>
+          <w:sz w:val="24"/>
+          <w:szCs w:val="24"/>
+        </w:rPr>
+      </w:pPr>
+      <w:r>
+        <w:rPr>
+          <w:rFonts w:ascii="Arial" w:hAnsi="Arial" w:cs="Arial"/>
+          <w:sz w:val="24"/>
+          <w:szCs w:val="24"/>
+        </w:rPr>
+        <w:t xml:space="preserve">Olivenöl 5 g </w:t>
+      </w:r>
+      <w:r>
+        <w:rPr>
+          <w:rFonts w:ascii="Arial" w:hAnsi="Arial" w:cs="Arial"/>
+          <w:sz w:val="24"/>
+          <w:szCs w:val="24"/>
+        </w:rPr>
+        <w:t>0 mg</w:t>
+      </w:r>
+    </w:p>
+    <w:p>
+      <w:pPr>
+        <w:rPr>
+          <w:rFonts w:ascii="Arial" w:hAnsi="Arial" w:cs="Arial"/>
+          <w:sz w:val="24"/>
+          <w:szCs w:val="24"/>
+        </w:rPr>
+      </w:pPr>
+      <w:r>
+        <w:rPr>
+          <w:rFonts w:ascii="Arial" w:hAnsi="Arial" w:cs="Arial"/>
+          <w:sz w:val="24"/>
+          <w:szCs w:val="24"/>
+        </w:rPr>
+        <w:t>Hirse</w:t>
+      </w:r>
+      <w:r>
+        <w:rPr>
+          <w:rFonts w:ascii="Arial" w:hAnsi="Arial" w:cs="Arial"/>
+          <w:kern w:val="0"/>
+          <w:sz w:val="24"/>
+          <w:szCs w:val="24"/>
+          <w14:ligatures w14:val="none"/>
+        </w:rPr>
+        <w:t>gegart</w:t>
+      </w:r>
+      <w:r>
+        <w:rPr>
+          <w:rFonts w:ascii="Arial" w:hAnsi="Arial" w:cs="Arial"/>
+          <w:sz w:val="24"/>
+          <w:szCs w:val="24"/>
+        </w:rPr>
+        <w:t xml:space="preserve"> 400</w:t>
+      </w:r>
+      <w:r>
+        <w:rPr>
+          <w:rFonts w:ascii="Arial" w:hAnsi="Arial" w:cs="Arial"/>
+          <w:sz w:val="24"/>
+          <w:szCs w:val="24"/>
         </w:rPr>
         <w:t xml:space="preserve"> </w:t>
       </w:r>
@@ -143,7 +613,356 @@
           <w:rFonts w:ascii="Arial" w:hAnsi="Arial" w:cs="Arial"/>
           <w:sz w:val="24"/>
           <w:szCs w:val="24"/>
-          <w:lang w:val="en-GB"/>
+        </w:rPr>
+        <w:t>g 0 mg</w:t>
+      </w:r>
+    </w:p>
+    <w:p>
+      <w:pPr>
+        <w:rPr>
+          <w:rFonts w:ascii="Arial" w:hAnsi="Arial" w:cs="Arial"/>
+          <w:sz w:val="24"/>
+          <w:szCs w:val="24"/>
+        </w:rPr>
+      </w:pPr>
+      <w:proofErr w:type="spellStart"/>
+      <w:r>
+        <w:rPr>
+          <w:rFonts w:ascii="Arial" w:hAnsi="Arial" w:cs="Arial"/>
+          <w:sz w:val="24"/>
+          <w:szCs w:val="24"/>
+        </w:rPr>
+        <w:t>Quinoa</w:t>
+      </w:r>
+      <w:r>
+        <w:rPr>
+          <w:rFonts w:ascii="Arial" w:hAnsi="Arial" w:cs="Arial"/>
+          <w:kern w:val="0"/>
+          <w:sz w:val="24"/>
+          <w:szCs w:val="24"/>
+          <w14:ligatures w14:val="none"/>
+        </w:rPr>
+        <w:t>gegart</w:t>
+      </w:r>
+      <w:proofErr w:type="spellEnd"/>
+      <w:r>
+        <w:rPr>
+          <w:rFonts w:ascii="Arial" w:hAnsi="Arial" w:cs="Arial"/>
+          <w:sz w:val="24"/>
+          <w:szCs w:val="24"/>
+        </w:rPr>
+        <w:t xml:space="preserve"> </w:t>
+      </w:r>
+      <w:r>
+        <w:rPr>
+          <w:rFonts w:ascii="Arial" w:hAnsi="Arial" w:cs="Arial"/>
+          <w:sz w:val="24"/>
+          <w:szCs w:val="24"/>
+        </w:rPr>
+        <w:t>390 g 0 mg</w:t>
+      </w:r>
+    </w:p>
+    <w:p>
+      <w:pPr>
+        <w:rPr>
+          <w:rFonts w:ascii="Arial" w:hAnsi="Arial" w:cs="Arial"/>
+          <w:sz w:val="24"/>
+          <w:szCs w:val="24"/>
+        </w:rPr>
+      </w:pPr>
+      <w:proofErr w:type="spellStart"/>
+      <w:r>
+        <w:rPr>
+          <w:rFonts w:ascii="Arial" w:hAnsi="Arial" w:cs="Arial"/>
+          <w:sz w:val="24"/>
+          <w:szCs w:val="24"/>
+        </w:rPr>
+        <w:t>Kartoffeln</w:t>
+      </w:r>
+      <w:r>
+        <w:rPr>
+          <w:rFonts w:ascii="Arial" w:hAnsi="Arial" w:cs="Arial"/>
+          <w:kern w:val="0"/>
+          <w:sz w:val="24"/>
+          <w:szCs w:val="24"/>
+          <w14:ligatures w14:val="none"/>
+        </w:rPr>
+        <w:t>gegart</w:t>
+      </w:r>
+      <w:proofErr w:type="spellEnd"/>
+      <w:r>
+        <w:rPr>
+          <w:rFonts w:ascii="Arial" w:hAnsi="Arial" w:cs="Arial"/>
+          <w:sz w:val="24"/>
+          <w:szCs w:val="24"/>
+        </w:rPr>
+        <w:t xml:space="preserve"> 400 g</w:t>
+      </w:r>
+      <w:r>
+        <w:rPr>
+          <w:rFonts w:ascii="Arial" w:hAnsi="Arial" w:cs="Arial"/>
+          <w:sz w:val="24"/>
+          <w:szCs w:val="24"/>
+        </w:rPr>
+        <w:t xml:space="preserve"> 0 mg</w:t>
+      </w:r>
+    </w:p>
+    <w:p>
+      <w:pPr>
+        <w:rPr>
+          <w:rFonts w:ascii="Arial" w:hAnsi="Arial" w:cs="Arial"/>
+          <w:sz w:val="24"/>
+          <w:szCs w:val="24"/>
+        </w:rPr>
+      </w:pPr>
+      <w:r>
+        <w:rPr>
+          <w:rFonts w:ascii="Arial" w:hAnsi="Arial" w:cs="Arial"/>
+          <w:sz w:val="24"/>
+          <w:szCs w:val="24"/>
+        </w:rPr>
+        <w:t>Vollkornreis</w:t>
+      </w:r>
+      <w:r>
+        <w:rPr>
+          <w:rFonts w:ascii="Arial" w:hAnsi="Arial" w:cs="Arial"/>
+          <w:kern w:val="0"/>
+          <w:sz w:val="24"/>
+          <w:szCs w:val="24"/>
+          <w14:ligatures w14:val="none"/>
+        </w:rPr>
+        <w:t>gegart</w:t>
+      </w:r>
+      <w:r>
+        <w:rPr>
+          <w:rFonts w:ascii="Arial" w:hAnsi="Arial" w:cs="Arial"/>
+          <w:sz w:val="24"/>
+          <w:szCs w:val="24"/>
+        </w:rPr>
+        <w:t xml:space="preserve"> 245 g</w:t>
+      </w:r>
+      <w:r>
+        <w:rPr>
+          <w:rFonts w:ascii="Arial" w:hAnsi="Arial" w:cs="Arial"/>
+          <w:sz w:val="24"/>
+          <w:szCs w:val="24"/>
+        </w:rPr>
+        <w:t xml:space="preserve"> 0 mg</w:t>
+      </w:r>
+    </w:p>
+    <w:p>
+      <w:pPr>
+        <w:rPr>
+          <w:rFonts w:ascii="Arial" w:hAnsi="Arial" w:cs="Arial"/>
+          <w:sz w:val="24"/>
+          <w:szCs w:val="24"/>
+        </w:rPr>
+      </w:pPr>
+      <w:r>
+        <w:rPr>
+          <w:rFonts w:ascii="Arial" w:hAnsi="Arial" w:cs="Arial"/>
+          <w:sz w:val="24"/>
+          <w:szCs w:val="24"/>
+        </w:rPr>
+        <w:t>Hähnchenbrustfilet</w:t>
+      </w:r>
+      <w:r>
+        <w:rPr>
+          <w:rFonts w:ascii="Arial" w:hAnsi="Arial" w:cs="Arial"/>
+          <w:sz w:val="24"/>
+          <w:szCs w:val="24"/>
+        </w:rPr>
+        <w:t>gebraten</w:t>
+      </w:r>
+      <w:r>
+        <w:rPr>
+          <w:rFonts w:ascii="Arial" w:hAnsi="Arial" w:cs="Arial"/>
+          <w:sz w:val="24"/>
+          <w:szCs w:val="24"/>
+        </w:rPr>
+        <w:t xml:space="preserve"> 100 g </w:t>
+      </w:r>
+      <w:r>
+        <w:rPr>
+          <w:rFonts w:ascii="Arial" w:hAnsi="Arial" w:cs="Arial"/>
+          <w:sz w:val="24"/>
+          <w:szCs w:val="24"/>
+        </w:rPr>
+        <w:t>0,0003 mg</w:t>
+      </w:r>
+    </w:p>
+    <w:p>
+      <w:pPr>
+        <w:rPr>
+          <w:rFonts w:ascii="Arial" w:hAnsi="Arial" w:cs="Arial"/>
+          <w:sz w:val="24"/>
+          <w:szCs w:val="24"/>
+        </w:rPr>
+      </w:pPr>
+      <w:r>
+        <w:rPr>
+          <w:rFonts w:ascii="Arial" w:hAnsi="Arial" w:cs="Arial"/>
+          <w:sz w:val="24"/>
+          <w:szCs w:val="24"/>
+        </w:rPr>
+        <w:t>Lachsgekocht</w:t>
+      </w:r>
+      <w:r>
+        <w:rPr>
+          <w:rFonts w:ascii="Arial" w:hAnsi="Arial" w:cs="Arial"/>
+          <w:sz w:val="24"/>
+          <w:szCs w:val="24"/>
+        </w:rPr>
+        <w:t xml:space="preserve"> 120 g </w:t>
+      </w:r>
+      <w:r>
+        <w:rPr>
+          <w:rFonts w:ascii="Arial" w:hAnsi="Arial" w:cs="Arial"/>
+          <w:sz w:val="24"/>
+          <w:szCs w:val="24"/>
+        </w:rPr>
+        <w:t>0,0032 mg</w:t>
+      </w:r>
+    </w:p>
+    <w:p>
+      <w:pPr>
+        <w:rPr>
+          <w:rFonts w:ascii="Arial" w:hAnsi="Arial" w:cs="Arial"/>
+          <w:sz w:val="24"/>
+          <w:szCs w:val="24"/>
+        </w:rPr>
+      </w:pPr>
+      <w:r>
+        <w:rPr>
+          <w:rFonts w:ascii="Arial" w:hAnsi="Arial" w:cs="Arial"/>
+          <w:sz w:val="24"/>
+          <w:szCs w:val="24"/>
+        </w:rPr>
+        <w:t>Eigelb</w:t>
+      </w:r>
+      <w:r>
+        <w:rPr>
+          <w:rFonts w:ascii="Arial" w:hAnsi="Arial" w:cs="Arial"/>
+          <w:kern w:val="0"/>
+          <w:sz w:val="24"/>
+          <w:szCs w:val="24"/>
+          <w14:ligatures w14:val="none"/>
+        </w:rPr>
+        <w:t>gegart</w:t>
+      </w:r>
+      <w:r>
+        <w:rPr>
+          <w:rFonts w:ascii="Arial" w:hAnsi="Arial" w:cs="Arial"/>
+          <w:sz w:val="24"/>
+          <w:szCs w:val="24"/>
+        </w:rPr>
+        <w:t xml:space="preserve"> 20 g</w:t>
+      </w:r>
+      <w:r>
+        <w:rPr>
+          <w:rFonts w:ascii="Arial" w:hAnsi="Arial" w:cs="Arial"/>
+          <w:sz w:val="24"/>
+          <w:szCs w:val="24"/>
+        </w:rPr>
+        <w:t xml:space="preserve"> 0,0004 mg</w:t>
+      </w:r>
+    </w:p>
+    <w:p>
+      <w:pPr>
+        <w:rPr>
+          <w:rFonts w:ascii="Arial" w:hAnsi="Arial" w:cs="Arial"/>
+          <w:sz w:val="24"/>
+          <w:szCs w:val="24"/>
+        </w:rPr>
+      </w:pPr>
+      <w:r>
+        <w:rPr>
+          <w:rFonts w:ascii="Arial" w:hAnsi="Arial" w:cs="Arial"/>
+          <w:sz w:val="24"/>
+          <w:szCs w:val="24"/>
+        </w:rPr>
+        <w:t xml:space="preserve">Joghurt 100 g </w:t>
+      </w:r>
+      <w:r>
+        <w:rPr>
+          <w:rFonts w:ascii="Arial" w:hAnsi="Arial" w:cs="Arial"/>
+          <w:sz w:val="24"/>
+          <w:szCs w:val="24"/>
+        </w:rPr>
+        <w:t>0,0004 mg</w:t>
+      </w:r>
+    </w:p>
+    <w:p>
+      <w:pPr>
+        <w:rPr>
+          <w:rFonts w:ascii="Arial" w:hAnsi="Arial" w:cs="Arial"/>
+          <w:sz w:val="24"/>
+          <w:szCs w:val="24"/>
+        </w:rPr>
+      </w:pPr>
+      <w:r>
+        <w:rPr>
+          <w:rFonts w:ascii="Arial" w:hAnsi="Arial" w:cs="Arial"/>
+          <w:sz w:val="24"/>
+          <w:szCs w:val="24"/>
+        </w:rPr>
+        <w:t>Macadamianuss 25 g</w:t>
+      </w:r>
+      <w:r>
+        <w:rPr>
+          <w:rFonts w:ascii="Arial" w:hAnsi="Arial" w:cs="Arial"/>
+          <w:sz w:val="24"/>
+          <w:szCs w:val="24"/>
+        </w:rPr>
+        <w:t xml:space="preserve"> 0 mg</w:t>
+      </w:r>
+    </w:p>
+    <w:p>
+      <w:pPr>
+        <w:rPr>
+          <w:rFonts w:ascii="Arial" w:hAnsi="Arial" w:cs="Arial"/>
+          <w:sz w:val="24"/>
+          <w:szCs w:val="24"/>
+        </w:rPr>
+      </w:pPr>
+      <w:r>
+        <w:rPr>
+          <w:rFonts w:ascii="Arial" w:hAnsi="Arial" w:cs="Arial"/>
+          <w:sz w:val="24"/>
+          <w:szCs w:val="24"/>
+        </w:rPr>
+        <w:t>Kürbiskerne 25 g</w:t>
+      </w:r>
+      <w:r>
+        <w:rPr>
+          <w:rFonts w:ascii="Arial" w:hAnsi="Arial" w:cs="Arial"/>
+          <w:sz w:val="24"/>
+          <w:szCs w:val="24"/>
+        </w:rPr>
+        <w:t xml:space="preserve"> 0 mg</w:t>
+      </w:r>
+    </w:p>
+    <w:p>
+      <w:pPr>
+        <w:rPr>
+          <w:rFonts w:ascii="Arial" w:hAnsi="Arial" w:cs="Arial"/>
+          <w:sz w:val="24"/>
+          <w:szCs w:val="24"/>
+        </w:rPr>
+      </w:pPr>
+      <w:r>
+        <w:rPr>
+          <w:rFonts w:ascii="Arial" w:hAnsi="Arial" w:cs="Arial"/>
+          <w:sz w:val="24"/>
+          <w:szCs w:val="24"/>
+        </w:rPr>
+        <w:t xml:space="preserve">Paranuss 4 g </w:t>
+      </w:r>
+      <w:r>
+        <w:rPr>
+          <w:rFonts w:ascii="Arial" w:hAnsi="Arial" w:cs="Arial"/>
+          <w:sz w:val="24"/>
+          <w:szCs w:val="24"/>
         </w:rPr>
         <w:t>0 mg</w:t>
       </w:r>
@@ -154,24 +973,29 @@
           <w:rFonts w:ascii="Arial" w:hAnsi="Arial" w:cs="Arial"/>
           <w:sz w:val="24"/>
           <w:szCs w:val="24"/>
-          <w:lang w:val="en-GB"/>
-        </w:rPr>
-      </w:pPr>
-      <w:r>
-        <w:rPr>
-          <w:rFonts w:ascii="Arial" w:hAnsi="Arial" w:cs="Arial"/>
-          <w:sz w:val="24"/>
-          <w:szCs w:val="24"/>
-          <w:lang w:val="en-GB"/>
-        </w:rPr>
-        <w:t>Honigmelone 100 g</w:t>
-      </w:r>
-      <w:r>
-        <w:rPr>
-          <w:rFonts w:ascii="Arial" w:hAnsi="Arial" w:cs="Arial"/>
-          <w:sz w:val="24"/>
-          <w:szCs w:val="24"/>
-          <w:lang w:val="en-GB"/>
+        </w:rPr>
+      </w:pPr>
+      <w:r>
+        <w:rPr>
+          <w:rFonts w:ascii="Arial" w:hAnsi="Arial" w:cs="Arial"/>
+          <w:sz w:val="24"/>
+          <w:szCs w:val="24"/>
+        </w:rPr>
+        <w:t>Zucchinigegart</w:t>
+      </w:r>
+      <w:r>
+        <w:rPr>
+          <w:rFonts w:ascii="Arial" w:hAnsi="Arial" w:cs="Arial"/>
+          <w:sz w:val="24"/>
+          <w:szCs w:val="24"/>
+        </w:rPr>
+        <w:t xml:space="preserve"> 130 g</w:t>
+      </w:r>
+      <w:r>
+        <w:rPr>
+          <w:rFonts w:ascii="Arial" w:hAnsi="Arial" w:cs="Arial"/>
+          <w:sz w:val="24"/>
+          <w:szCs w:val="24"/>
         </w:rPr>
         <w:t xml:space="preserve"> 0 mg</w:t>
       </w:r>
@@ -184,30 +1008,31 @@
           <w:szCs w:val="24"/>
         </w:rPr>
       </w:pPr>
-      <w:r>
-        <w:rPr>
-          <w:rFonts w:ascii="Arial" w:hAnsi="Arial" w:cs="Arial"/>
-          <w:sz w:val="24"/>
-          <w:szCs w:val="24"/>
-        </w:rPr>
-        <w:t xml:space="preserve">Parboiledreisgegart 360 g 0 mg </w:t>
-      </w:r>
-    </w:p>
-    <w:p>
-      <w:pPr>
-        <w:rPr>
-          <w:rFonts w:ascii="Arial" w:hAnsi="Arial" w:cs="Arial"/>
-          <w:sz w:val="24"/>
-          <w:szCs w:val="24"/>
-        </w:rPr>
-      </w:pPr>
-      <w:r>
-        <w:rPr>
-          <w:rFonts w:ascii="Arial" w:hAnsi="Arial" w:cs="Arial"/>
-          <w:sz w:val="24"/>
-          <w:szCs w:val="24"/>
-        </w:rPr>
-        <w:t xml:space="preserve">Haferflocken 15 g </w:t>
+      <w:proofErr w:type="spellStart"/>
+      <w:r>
+        <w:rPr>
+          <w:rFonts w:ascii="Arial" w:hAnsi="Arial" w:cs="Arial"/>
+          <w:sz w:val="24"/>
+          <w:szCs w:val="24"/>
+        </w:rPr>
+        <w:t>Gurkegegart</w:t>
+      </w:r>
+      <w:proofErr w:type="spellEnd"/>
+      <w:r>
+        <w:rPr>
+          <w:rFonts w:ascii="Arial" w:hAnsi="Arial" w:cs="Arial"/>
+          <w:sz w:val="24"/>
+          <w:szCs w:val="24"/>
+        </w:rPr>
+        <w:t xml:space="preserve"> </w:t>
+      </w:r>
+      <w:r>
+        <w:rPr>
+          <w:rFonts w:ascii="Arial" w:hAnsi="Arial" w:cs="Arial"/>
+          <w:sz w:val="24"/>
+          <w:szCs w:val="24"/>
+        </w:rPr>
+        <w:t xml:space="preserve">130 g </w:t>
       </w:r>
       <w:r>
         <w:rPr>
@@ -218,197 +1043,9 @@
         <w:t>0 mg</w:t>
       </w:r>
     </w:p>
-    <w:p>
-      <w:pPr>
-        <w:rPr>
-          <w:rFonts w:ascii="Arial" w:hAnsi="Arial" w:cs="Arial"/>
-          <w:sz w:val="24"/>
-          <w:szCs w:val="24"/>
-        </w:rPr>
-      </w:pPr>
-      <w:r>
-        <w:rPr>
-          <w:rFonts w:ascii="Arial" w:hAnsi="Arial" w:cs="Arial"/>
-          <w:sz w:val="24"/>
-          <w:szCs w:val="24"/>
-        </w:rPr>
-        <w:t xml:space="preserve">Butterkäse 36 g </w:t>
-      </w:r>
-      <w:r>
-        <w:rPr>
-          <w:rFonts w:ascii="Arial" w:hAnsi="Arial" w:cs="Arial"/>
-          <w:sz w:val="24"/>
-          <w:szCs w:val="24"/>
-        </w:rPr>
-        <w:t>0,0007 mg</w:t>
-      </w:r>
-    </w:p>
-    <w:p>
-      <w:pPr>
-        <w:rPr>
-          <w:rFonts w:ascii="Arial" w:hAnsi="Arial" w:cs="Arial"/>
-          <w:sz w:val="24"/>
-          <w:szCs w:val="24"/>
-        </w:rPr>
-      </w:pPr>
-      <w:r>
-        <w:rPr>
-          <w:rFonts w:ascii="Arial" w:hAnsi="Arial" w:cs="Arial"/>
-          <w:sz w:val="24"/>
-          <w:szCs w:val="24"/>
-        </w:rPr>
-        <w:t xml:space="preserve">Butter 10 g </w:t>
-      </w:r>
-      <w:r>
-        <w:rPr>
-          <w:rFonts w:ascii="Arial" w:hAnsi="Arial" w:cs="Arial"/>
-          <w:sz w:val="24"/>
-          <w:szCs w:val="24"/>
-        </w:rPr>
-        <w:t>0 mg</w:t>
-      </w:r>
-    </w:p>
-    <w:p>
-      <w:pPr>
-        <w:rPr>
-          <w:rFonts w:ascii="Arial" w:hAnsi="Arial" w:cs="Arial"/>
-          <w:sz w:val="24"/>
-          <w:szCs w:val="24"/>
-        </w:rPr>
-      </w:pPr>
-    </w:p>
-    <w:p>
-      <w:pPr>
-        <w:rPr>
-          <w:rFonts w:ascii="Arial" w:hAnsi="Arial" w:cs="Arial"/>
-          <w:sz w:val="24"/>
-          <w:szCs w:val="24"/>
-        </w:rPr>
-      </w:pPr>
-      <w:r>
-        <w:rPr>
-          <w:rFonts w:ascii="Arial" w:hAnsi="Arial" w:cs="Arial"/>
-          <w:sz w:val="24"/>
-          <w:szCs w:val="24"/>
-        </w:rPr>
-        <w:t>Brokkoligegart</w:t>
-      </w:r>
-      <w:r>
-        <w:rPr>
-          <w:rFonts w:ascii="Arial" w:hAnsi="Arial" w:cs="Arial"/>
-          <w:sz w:val="24"/>
-          <w:szCs w:val="24"/>
-        </w:rPr>
-        <w:t xml:space="preserve"> 100 g</w:t>
-      </w:r>
-      <w:r>
-        <w:rPr>
-          <w:rFonts w:ascii="Arial" w:hAnsi="Arial" w:cs="Arial"/>
-          <w:sz w:val="24"/>
-          <w:szCs w:val="24"/>
-        </w:rPr>
-        <w:t xml:space="preserve"> 0 mg</w:t>
-      </w:r>
-    </w:p>
-    <w:p>
-      <w:pPr>
-        <w:rPr>
-          <w:rFonts w:ascii="Arial" w:hAnsi="Arial" w:cs="Arial"/>
-          <w:sz w:val="24"/>
-          <w:szCs w:val="24"/>
-        </w:rPr>
-      </w:pPr>
-      <w:r>
-        <w:rPr>
-          <w:rFonts w:ascii="Arial" w:hAnsi="Arial" w:cs="Arial"/>
-          <w:sz w:val="24"/>
-          <w:szCs w:val="24"/>
-        </w:rPr>
-        <w:t>Blumenkohl</w:t>
-      </w:r>
-      <w:r>
-        <w:rPr>
-          <w:rFonts w:ascii="Arial" w:hAnsi="Arial" w:cs="Arial"/>
-          <w:sz w:val="24"/>
-          <w:szCs w:val="24"/>
-        </w:rPr>
-        <w:t>gegart</w:t>
-      </w:r>
-      <w:r>
-        <w:rPr>
-          <w:rFonts w:ascii="Arial" w:hAnsi="Arial" w:cs="Arial"/>
-          <w:sz w:val="24"/>
-          <w:szCs w:val="24"/>
-        </w:rPr>
-        <w:t xml:space="preserve"> 100 g</w:t>
-      </w:r>
-      <w:r>
-        <w:rPr>
-          <w:rFonts w:ascii="Arial" w:hAnsi="Arial" w:cs="Arial"/>
-          <w:sz w:val="24"/>
-          <w:szCs w:val="24"/>
-        </w:rPr>
-        <w:t xml:space="preserve"> 0 mg</w:t>
-      </w:r>
-    </w:p>
-    <w:p>
-      <w:pPr>
-        <w:rPr>
-          <w:rFonts w:ascii="Arial" w:hAnsi="Arial" w:cs="Arial"/>
-          <w:sz w:val="24"/>
-          <w:szCs w:val="24"/>
-        </w:rPr>
-      </w:pPr>
-      <w:r>
-        <w:rPr>
-          <w:rFonts w:ascii="Arial" w:hAnsi="Arial" w:cs="Arial"/>
-          <w:sz w:val="24"/>
-          <w:szCs w:val="24"/>
-        </w:rPr>
-        <w:t>Möhre</w:t>
-      </w:r>
-      <w:r>
-        <w:rPr>
-          <w:rFonts w:ascii="Arial" w:hAnsi="Arial" w:cs="Arial"/>
-          <w:sz w:val="24"/>
-          <w:szCs w:val="24"/>
-        </w:rPr>
-        <w:t>gegart</w:t>
-      </w:r>
-      <w:r>
-        <w:rPr>
-          <w:rFonts w:ascii="Arial" w:hAnsi="Arial" w:cs="Arial"/>
-          <w:sz w:val="24"/>
-          <w:szCs w:val="24"/>
-        </w:rPr>
-        <w:t xml:space="preserve"> 100 g </w:t>
-      </w:r>
-      <w:r>
-        <w:rPr>
-          <w:rFonts w:ascii="Arial" w:hAnsi="Arial" w:cs="Arial"/>
-          <w:sz w:val="24"/>
-          <w:szCs w:val="24"/>
-        </w:rPr>
-        <w:t>0 mg</w:t>
-      </w:r>
-    </w:p>
-    <w:p>
-      <w:pPr>
-        <w:rPr>
-          <w:rFonts w:ascii="Arial" w:hAnsi="Arial" w:cs="Arial"/>
-          <w:sz w:val="24"/>
-          <w:szCs w:val="24"/>
-        </w:rPr>
-      </w:pPr>
-      <w:r>
-        <w:rPr>
-          <w:rFonts w:ascii="Arial" w:hAnsi="Arial" w:cs="Arial"/>
-          <w:sz w:val="24"/>
-          <w:szCs w:val="24"/>
-        </w:rPr>
-        <w:t>Pastinake</w:t>
-      </w:r>
-      <w:r>
+    <w:bookmarkEnd w:id="0"/>
+    <w:p>
+      <w:pPr>
         <w:rPr>
           <w:rFonts w:ascii="Arial" w:hAnsi="Arial" w:cs="Arial"/>
           <w:kern w:val="0"/>
@@ -416,41 +1053,8 @@
           <w:szCs w:val="24"/>
           <w14:ligatures w14:val="none"/>
         </w:rPr>
-        <w:t>gegart</w:t>
-      </w:r>
-      <w:r>
-        <w:rPr>
-          <w:rFonts w:ascii="Arial" w:hAnsi="Arial" w:cs="Arial"/>
-          <w:sz w:val="24"/>
-          <w:szCs w:val="24"/>
-        </w:rPr>
-        <w:t xml:space="preserve"> 100 g </w:t>
-      </w:r>
-      <w:r>
-        <w:rPr>
-          <w:rFonts w:ascii="Arial" w:hAnsi="Arial" w:cs="Arial"/>
-          <w:sz w:val="24"/>
-          <w:szCs w:val="24"/>
-        </w:rPr>
-        <w:t>0 mg</w:t>
-      </w:r>
-    </w:p>
-    <w:p>
-      <w:pPr>
-        <w:rPr>
-          <w:rFonts w:ascii="Arial" w:hAnsi="Arial" w:cs="Arial"/>
-          <w:sz w:val="24"/>
-          <w:szCs w:val="24"/>
-        </w:rPr>
-      </w:pPr>
-      <w:r>
-        <w:rPr>
-          <w:rFonts w:ascii="Arial" w:hAnsi="Arial" w:cs="Arial"/>
-          <w:sz w:val="24"/>
-          <w:szCs w:val="24"/>
-        </w:rPr>
-        <w:t>Hokkaidokürbis</w:t>
-      </w:r>
+      </w:pPr>
+      <w:proofErr w:type="spellStart"/>
       <w:r>
         <w:rPr>
           <w:rFonts w:ascii="Arial" w:hAnsi="Arial" w:cs="Arial"/>
@@ -459,41 +1063,9 @@
           <w:szCs w:val="24"/>
           <w14:ligatures w14:val="none"/>
         </w:rPr>
-        <w:t>gegart</w:t>
-      </w:r>
-      <w:r>
-        <w:rPr>
-          <w:rFonts w:ascii="Arial" w:hAnsi="Arial" w:cs="Arial"/>
-          <w:sz w:val="24"/>
-          <w:szCs w:val="24"/>
-        </w:rPr>
-        <w:t xml:space="preserve"> 100 g </w:t>
-      </w:r>
-      <w:r>
-        <w:rPr>
-          <w:rFonts w:ascii="Arial" w:hAnsi="Arial" w:cs="Arial"/>
-          <w:sz w:val="24"/>
-          <w:szCs w:val="24"/>
-        </w:rPr>
-        <w:t>0 mg</w:t>
-      </w:r>
-    </w:p>
-    <w:p>
-      <w:pPr>
-        <w:rPr>
-          <w:rFonts w:ascii="Arial" w:hAnsi="Arial" w:cs="Arial"/>
-          <w:sz w:val="24"/>
-          <w:szCs w:val="24"/>
-        </w:rPr>
-      </w:pPr>
-      <w:r>
-        <w:rPr>
-          <w:rFonts w:ascii="Arial" w:hAnsi="Arial" w:cs="Arial"/>
-          <w:sz w:val="24"/>
-          <w:szCs w:val="24"/>
-        </w:rPr>
-        <w:t>Eisbergsalat</w:t>
-      </w:r>
+        <w:t>Urdinkelnudelngegart</w:t>
+      </w:r>
+      <w:proofErr w:type="spellEnd"/>
       <w:r>
         <w:rPr>
           <w:rFonts w:ascii="Arial" w:hAnsi="Arial" w:cs="Arial"/>
@@ -502,743 +1074,8 @@
           <w:szCs w:val="24"/>
           <w14:ligatures w14:val="none"/>
         </w:rPr>
-        <w:t>gegart</w:t>
-      </w:r>
-      <w:r>
-        <w:rPr>
-          <w:rFonts w:ascii="Arial" w:hAnsi="Arial" w:cs="Arial"/>
-          <w:sz w:val="24"/>
-          <w:szCs w:val="24"/>
-        </w:rPr>
-        <w:t xml:space="preserve"> 50 g </w:t>
-      </w:r>
-      <w:r>
-        <w:rPr>
-          <w:rFonts w:ascii="Arial" w:hAnsi="Arial" w:cs="Arial"/>
-          <w:sz w:val="24"/>
-          <w:szCs w:val="24"/>
-        </w:rPr>
-        <w:t>0 mg</w:t>
-      </w:r>
-    </w:p>
-    <w:p>
-      <w:pPr>
-        <w:rPr>
-          <w:rFonts w:ascii="Arial" w:hAnsi="Arial" w:cs="Arial"/>
-          <w:sz w:val="24"/>
-          <w:szCs w:val="24"/>
-        </w:rPr>
-      </w:pPr>
-      <w:r>
-        <w:rPr>
-          <w:rFonts w:ascii="Arial" w:hAnsi="Arial" w:cs="Arial"/>
-          <w:sz w:val="24"/>
-          <w:szCs w:val="24"/>
-        </w:rPr>
-        <w:t>Süßkartoffel</w:t>
-      </w:r>
-      <w:r>
-        <w:rPr>
-          <w:rFonts w:ascii="Arial" w:hAnsi="Arial" w:cs="Arial"/>
-          <w:kern w:val="0"/>
-          <w:sz w:val="24"/>
-          <w:szCs w:val="24"/>
-          <w14:ligatures w14:val="none"/>
-        </w:rPr>
-        <w:t>gegart</w:t>
-      </w:r>
-      <w:r>
-        <w:rPr>
-          <w:rFonts w:ascii="Arial" w:hAnsi="Arial" w:cs="Arial"/>
-          <w:sz w:val="24"/>
-          <w:szCs w:val="24"/>
-        </w:rPr>
-        <w:t xml:space="preserve"> 100 g</w:t>
-      </w:r>
-      <w:r>
-        <w:rPr>
-          <w:rFonts w:ascii="Arial" w:hAnsi="Arial" w:cs="Arial"/>
-          <w:sz w:val="24"/>
-          <w:szCs w:val="24"/>
-        </w:rPr>
-        <w:t xml:space="preserve"> 0 mg</w:t>
-      </w:r>
-    </w:p>
-    <w:p>
-      <w:pPr>
-        <w:rPr>
-          <w:rFonts w:ascii="Arial" w:hAnsi="Arial" w:cs="Arial"/>
-          <w:sz w:val="24"/>
-          <w:szCs w:val="24"/>
-        </w:rPr>
-      </w:pPr>
-    </w:p>
-    <w:p>
-      <w:pPr>
-        <w:rPr>
-          <w:rFonts w:ascii="Arial" w:hAnsi="Arial" w:cs="Arial"/>
-          <w:sz w:val="24"/>
-          <w:szCs w:val="24"/>
-        </w:rPr>
-      </w:pPr>
-      <w:r>
-        <w:rPr>
-          <w:rFonts w:ascii="Arial" w:hAnsi="Arial" w:cs="Arial"/>
-          <w:sz w:val="24"/>
-          <w:szCs w:val="24"/>
-        </w:rPr>
-        <w:t>Rapsöl 5 g</w:t>
-      </w:r>
-      <w:r>
-        <w:rPr>
-          <w:rFonts w:ascii="Arial" w:hAnsi="Arial" w:cs="Arial"/>
-          <w:sz w:val="24"/>
-          <w:szCs w:val="24"/>
-        </w:rPr>
-        <w:t xml:space="preserve"> 0 mg</w:t>
-      </w:r>
-      <w:r>
-        <w:rPr>
-          <w:rFonts w:ascii="Arial" w:hAnsi="Arial" w:cs="Arial"/>
-          <w:sz w:val="24"/>
-          <w:szCs w:val="24"/>
-        </w:rPr>
-        <w:t xml:space="preserve">  </w:t>
-      </w:r>
-    </w:p>
-    <w:p>
-      <w:pPr>
-        <w:rPr>
-          <w:rFonts w:ascii="Arial" w:hAnsi="Arial" w:cs="Arial"/>
-          <w:sz w:val="24"/>
-          <w:szCs w:val="24"/>
-        </w:rPr>
-      </w:pPr>
-      <w:r>
-        <w:rPr>
-          <w:rFonts w:ascii="Arial" w:hAnsi="Arial" w:cs="Arial"/>
-          <w:sz w:val="24"/>
-          <w:szCs w:val="24"/>
-        </w:rPr>
-        <w:t xml:space="preserve">Olivenöl 5 g </w:t>
-      </w:r>
-      <w:r>
-        <w:rPr>
-          <w:rFonts w:ascii="Arial" w:hAnsi="Arial" w:cs="Arial"/>
-          <w:sz w:val="24"/>
-          <w:szCs w:val="24"/>
-        </w:rPr>
-        <w:t>0 mg</w:t>
-      </w:r>
-      <w:r>
-        <w:rPr>
-          <w:rFonts w:ascii="Arial" w:hAnsi="Arial" w:cs="Arial"/>
-          <w:sz w:val="24"/>
-          <w:szCs w:val="24"/>
-        </w:rPr>
-        <w:t xml:space="preserve">   </w:t>
-      </w:r>
-    </w:p>
-    <w:p>
-      <w:pPr>
-        <w:rPr>
-          <w:rFonts w:ascii="Arial" w:hAnsi="Arial" w:cs="Arial"/>
-          <w:sz w:val="24"/>
-          <w:szCs w:val="24"/>
-        </w:rPr>
-      </w:pPr>
-    </w:p>
-    <w:p>
-      <w:pPr>
-        <w:rPr>
-          <w:rFonts w:ascii="Arial" w:hAnsi="Arial" w:cs="Arial"/>
-          <w:sz w:val="24"/>
-          <w:szCs w:val="24"/>
-        </w:rPr>
-      </w:pPr>
-      <w:r>
-        <w:rPr>
-          <w:rFonts w:ascii="Arial" w:hAnsi="Arial" w:cs="Arial"/>
-          <w:sz w:val="24"/>
-          <w:szCs w:val="24"/>
-        </w:rPr>
-        <w:t>Hirse</w:t>
-      </w:r>
-      <w:r>
-        <w:rPr>
-          <w:rFonts w:ascii="Arial" w:hAnsi="Arial" w:cs="Arial"/>
-          <w:kern w:val="0"/>
-          <w:sz w:val="24"/>
-          <w:szCs w:val="24"/>
-          <w14:ligatures w14:val="none"/>
-        </w:rPr>
-        <w:t>gegart</w:t>
-      </w:r>
-      <w:r>
-        <w:rPr>
-          <w:rFonts w:ascii="Arial" w:hAnsi="Arial" w:cs="Arial"/>
-          <w:sz w:val="24"/>
-          <w:szCs w:val="24"/>
-        </w:rPr>
-        <w:t xml:space="preserve"> 400</w:t>
-      </w:r>
-      <w:r>
-        <w:rPr>
-          <w:rFonts w:ascii="Arial" w:hAnsi="Arial" w:cs="Arial"/>
-          <w:sz w:val="24"/>
-          <w:szCs w:val="24"/>
-        </w:rPr>
-        <w:t xml:space="preserve"> </w:t>
-      </w:r>
-      <w:r>
-        <w:rPr>
-          <w:rFonts w:ascii="Arial" w:hAnsi="Arial" w:cs="Arial"/>
-          <w:sz w:val="24"/>
-          <w:szCs w:val="24"/>
-        </w:rPr>
-        <w:t>g 0 mg</w:t>
-      </w:r>
-    </w:p>
-    <w:p>
-      <w:pPr>
-        <w:rPr>
-          <w:rFonts w:ascii="Arial" w:hAnsi="Arial" w:cs="Arial"/>
-          <w:sz w:val="24"/>
-          <w:szCs w:val="24"/>
-        </w:rPr>
-      </w:pPr>
-      <w:r>
-        <w:rPr>
-          <w:rFonts w:ascii="Arial" w:hAnsi="Arial" w:cs="Arial"/>
-          <w:sz w:val="24"/>
-          <w:szCs w:val="24"/>
-        </w:rPr>
-        <w:t>Quinoa</w:t>
-      </w:r>
-      <w:r>
-        <w:rPr>
-          <w:rFonts w:ascii="Arial" w:hAnsi="Arial" w:cs="Arial"/>
-          <w:kern w:val="0"/>
-          <w:sz w:val="24"/>
-          <w:szCs w:val="24"/>
-          <w14:ligatures w14:val="none"/>
-        </w:rPr>
-        <w:t>gegart</w:t>
-      </w:r>
-      <w:r>
-        <w:rPr>
-          <w:rFonts w:ascii="Arial" w:hAnsi="Arial" w:cs="Arial"/>
-          <w:sz w:val="24"/>
-          <w:szCs w:val="24"/>
-        </w:rPr>
-        <w:t xml:space="preserve"> </w:t>
-      </w:r>
-      <w:r>
-        <w:rPr>
-          <w:rFonts w:ascii="Arial" w:hAnsi="Arial" w:cs="Arial"/>
-          <w:sz w:val="24"/>
-          <w:szCs w:val="24"/>
-        </w:rPr>
-        <w:t>390 g 0 mg</w:t>
-      </w:r>
-    </w:p>
-    <w:p>
-      <w:pPr>
-        <w:rPr>
-          <w:rFonts w:ascii="Arial" w:hAnsi="Arial" w:cs="Arial"/>
-          <w:sz w:val="24"/>
-          <w:szCs w:val="24"/>
-        </w:rPr>
-      </w:pPr>
-      <w:r>
-        <w:rPr>
-          <w:rFonts w:ascii="Arial" w:hAnsi="Arial" w:cs="Arial"/>
-          <w:sz w:val="24"/>
-          <w:szCs w:val="24"/>
-        </w:rPr>
-        <w:t>Kartoffeln</w:t>
-      </w:r>
-      <w:r>
-        <w:rPr>
-          <w:rFonts w:ascii="Arial" w:hAnsi="Arial" w:cs="Arial"/>
-          <w:kern w:val="0"/>
-          <w:sz w:val="24"/>
-          <w:szCs w:val="24"/>
-          <w14:ligatures w14:val="none"/>
-        </w:rPr>
-        <w:t>gegart</w:t>
-      </w:r>
-      <w:r>
-        <w:rPr>
-          <w:rFonts w:ascii="Arial" w:hAnsi="Arial" w:cs="Arial"/>
-          <w:sz w:val="24"/>
-          <w:szCs w:val="24"/>
-        </w:rPr>
-        <w:t xml:space="preserve"> 400 g</w:t>
-      </w:r>
-      <w:r>
-        <w:rPr>
-          <w:rFonts w:ascii="Arial" w:hAnsi="Arial" w:cs="Arial"/>
-          <w:sz w:val="24"/>
-          <w:szCs w:val="24"/>
-        </w:rPr>
-        <w:t xml:space="preserve"> 0 mg</w:t>
-      </w:r>
-    </w:p>
-    <w:p>
-      <w:pPr>
-        <w:rPr>
-          <w:rFonts w:ascii="Arial" w:hAnsi="Arial" w:cs="Arial"/>
-          <w:sz w:val="24"/>
-          <w:szCs w:val="24"/>
-        </w:rPr>
-      </w:pPr>
-      <w:r>
-        <w:rPr>
-          <w:rFonts w:ascii="Arial" w:hAnsi="Arial" w:cs="Arial"/>
-          <w:sz w:val="24"/>
-          <w:szCs w:val="24"/>
-        </w:rPr>
-        <w:t>Vollkornreis</w:t>
-      </w:r>
-      <w:r>
-        <w:rPr>
-          <w:rFonts w:ascii="Arial" w:hAnsi="Arial" w:cs="Arial"/>
-          <w:kern w:val="0"/>
-          <w:sz w:val="24"/>
-          <w:szCs w:val="24"/>
-          <w14:ligatures w14:val="none"/>
-        </w:rPr>
-        <w:t>gegart</w:t>
-      </w:r>
-      <w:r>
-        <w:rPr>
-          <w:rFonts w:ascii="Arial" w:hAnsi="Arial" w:cs="Arial"/>
-          <w:sz w:val="24"/>
-          <w:szCs w:val="24"/>
-        </w:rPr>
-        <w:t xml:space="preserve"> 245 g</w:t>
-      </w:r>
-      <w:r>
-        <w:rPr>
-          <w:rFonts w:ascii="Arial" w:hAnsi="Arial" w:cs="Arial"/>
-          <w:sz w:val="24"/>
-          <w:szCs w:val="24"/>
-        </w:rPr>
-        <w:t xml:space="preserve"> 0 mg</w:t>
-      </w:r>
-    </w:p>
-    <w:p>
-      <w:pPr>
-        <w:rPr>
-          <w:rFonts w:ascii="Arial" w:hAnsi="Arial" w:cs="Arial"/>
-          <w:sz w:val="24"/>
-          <w:szCs w:val="24"/>
-        </w:rPr>
-      </w:pPr>
-      <w:r>
-        <w:rPr>
-          <w:rFonts w:ascii="Arial" w:hAnsi="Arial" w:cs="Arial"/>
-          <w:sz w:val="24"/>
-          <w:szCs w:val="24"/>
-        </w:rPr>
-        <w:t xml:space="preserve"> </w:t>
-      </w:r>
-    </w:p>
-    <w:p>
-      <w:pPr>
-        <w:rPr>
-          <w:rFonts w:ascii="Arial" w:hAnsi="Arial" w:cs="Arial"/>
-          <w:sz w:val="24"/>
-          <w:szCs w:val="24"/>
-        </w:rPr>
-      </w:pPr>
-      <w:r>
-        <w:rPr>
-          <w:rFonts w:ascii="Arial" w:hAnsi="Arial" w:cs="Arial"/>
-          <w:sz w:val="24"/>
-          <w:szCs w:val="24"/>
-        </w:rPr>
-        <w:t>Hähnchenbrustfilet</w:t>
-      </w:r>
-      <w:r>
-        <w:rPr>
-          <w:rFonts w:ascii="Arial" w:hAnsi="Arial" w:cs="Arial"/>
-          <w:sz w:val="24"/>
-          <w:szCs w:val="24"/>
-        </w:rPr>
-        <w:t>gebraten</w:t>
-      </w:r>
-      <w:r>
-        <w:rPr>
-          <w:rFonts w:ascii="Arial" w:hAnsi="Arial" w:cs="Arial"/>
-          <w:sz w:val="24"/>
-          <w:szCs w:val="24"/>
-        </w:rPr>
-        <w:t xml:space="preserve"> 100 g </w:t>
-      </w:r>
-      <w:r>
-        <w:rPr>
-          <w:rFonts w:ascii="Arial" w:hAnsi="Arial" w:cs="Arial"/>
-          <w:sz w:val="24"/>
-          <w:szCs w:val="24"/>
-        </w:rPr>
-        <w:t>0,0003 mg</w:t>
-      </w:r>
-    </w:p>
-    <w:p>
-      <w:pPr>
-        <w:rPr>
-          <w:rFonts w:ascii="Arial" w:hAnsi="Arial" w:cs="Arial"/>
-          <w:sz w:val="24"/>
-          <w:szCs w:val="24"/>
-        </w:rPr>
-      </w:pPr>
-      <w:r>
-        <w:rPr>
-          <w:rFonts w:ascii="Arial" w:hAnsi="Arial" w:cs="Arial"/>
-          <w:sz w:val="24"/>
-          <w:szCs w:val="24"/>
-        </w:rPr>
-        <w:t>Lachsgekocht</w:t>
-      </w:r>
-      <w:r>
-        <w:rPr>
-          <w:rFonts w:ascii="Arial" w:hAnsi="Arial" w:cs="Arial"/>
-          <w:sz w:val="24"/>
-          <w:szCs w:val="24"/>
-        </w:rPr>
-        <w:t xml:space="preserve"> 120 g </w:t>
-      </w:r>
-      <w:r>
-        <w:rPr>
-          <w:rFonts w:ascii="Arial" w:hAnsi="Arial" w:cs="Arial"/>
-          <w:sz w:val="24"/>
-          <w:szCs w:val="24"/>
-        </w:rPr>
-        <w:t>0,0032 mg</w:t>
-      </w:r>
-    </w:p>
-    <w:p>
-      <w:pPr>
-        <w:rPr>
-          <w:rFonts w:ascii="Arial" w:hAnsi="Arial" w:cs="Arial"/>
-          <w:sz w:val="24"/>
-          <w:szCs w:val="24"/>
-        </w:rPr>
-      </w:pPr>
-      <w:r>
-        <w:rPr>
-          <w:rFonts w:ascii="Arial" w:hAnsi="Arial" w:cs="Arial"/>
-          <w:sz w:val="24"/>
-          <w:szCs w:val="24"/>
-        </w:rPr>
-        <w:t>Eigelb</w:t>
-      </w:r>
-      <w:r>
-        <w:rPr>
-          <w:rFonts w:ascii="Arial" w:hAnsi="Arial" w:cs="Arial"/>
-          <w:kern w:val="0"/>
-          <w:sz w:val="24"/>
-          <w:szCs w:val="24"/>
-          <w14:ligatures w14:val="none"/>
-        </w:rPr>
-        <w:t>gegart</w:t>
-      </w:r>
-      <w:r>
-        <w:rPr>
-          <w:rFonts w:ascii="Arial" w:hAnsi="Arial" w:cs="Arial"/>
-          <w:sz w:val="24"/>
-          <w:szCs w:val="24"/>
-        </w:rPr>
-        <w:t xml:space="preserve"> 20 g</w:t>
-      </w:r>
-      <w:r>
-        <w:rPr>
-          <w:rFonts w:ascii="Arial" w:hAnsi="Arial" w:cs="Arial"/>
-          <w:sz w:val="24"/>
-          <w:szCs w:val="24"/>
-        </w:rPr>
-        <w:t xml:space="preserve"> 0,0004 mg</w:t>
-      </w:r>
-    </w:p>
-    <w:p>
-      <w:pPr>
-        <w:rPr>
-          <w:rFonts w:ascii="Arial" w:hAnsi="Arial" w:cs="Arial"/>
-          <w:sz w:val="24"/>
-          <w:szCs w:val="24"/>
-        </w:rPr>
-      </w:pPr>
-    </w:p>
-    <w:p>
-      <w:pPr>
-        <w:rPr>
-          <w:rFonts w:ascii="Arial" w:hAnsi="Arial" w:cs="Arial"/>
-          <w:sz w:val="24"/>
-          <w:szCs w:val="24"/>
-          <w:lang w:val="en-GB"/>
-        </w:rPr>
-      </w:pPr>
-      <w:r>
-        <w:rPr>
-          <w:rFonts w:ascii="Arial" w:hAnsi="Arial" w:cs="Arial"/>
-          <w:sz w:val="24"/>
-          <w:szCs w:val="24"/>
-          <w:lang w:val="en-GB"/>
-        </w:rPr>
-        <w:lastRenderedPageBreak/>
-        <w:t>Skyr 200 g</w:t>
-      </w:r>
-      <w:r>
-        <w:rPr>
-          <w:rFonts w:ascii="Arial" w:hAnsi="Arial" w:cs="Arial"/>
-          <w:sz w:val="24"/>
-          <w:szCs w:val="24"/>
-          <w:lang w:val="en-GB"/>
-        </w:rPr>
-        <w:t xml:space="preserve"> 0,002 mg</w:t>
-      </w:r>
-    </w:p>
-    <w:p>
-      <w:pPr>
-        <w:rPr>
-          <w:rFonts w:ascii="Arial" w:hAnsi="Arial" w:cs="Arial"/>
-          <w:sz w:val="24"/>
-          <w:szCs w:val="24"/>
-          <w:lang w:val="en-GB"/>
-        </w:rPr>
-      </w:pPr>
-      <w:r>
-        <w:rPr>
-          <w:rFonts w:ascii="Arial" w:hAnsi="Arial" w:cs="Arial"/>
-          <w:sz w:val="24"/>
-          <w:szCs w:val="24"/>
-          <w:lang w:val="en-GB"/>
-        </w:rPr>
-        <w:t>Macadamianuss 25 g</w:t>
-      </w:r>
-      <w:r>
-        <w:rPr>
-          <w:rFonts w:ascii="Arial" w:hAnsi="Arial" w:cs="Arial"/>
-          <w:sz w:val="24"/>
-          <w:szCs w:val="24"/>
-          <w:lang w:val="en-GB"/>
-        </w:rPr>
-        <w:t xml:space="preserve"> 0 mg</w:t>
-      </w:r>
-    </w:p>
-    <w:p>
-      <w:pPr>
-        <w:rPr>
-          <w:rFonts w:ascii="Arial" w:hAnsi="Arial" w:cs="Arial"/>
-          <w:sz w:val="24"/>
-          <w:szCs w:val="24"/>
-        </w:rPr>
-      </w:pPr>
-      <w:r>
-        <w:rPr>
-          <w:rFonts w:ascii="Arial" w:hAnsi="Arial" w:cs="Arial"/>
-          <w:sz w:val="24"/>
-          <w:szCs w:val="24"/>
-        </w:rPr>
-        <w:t xml:space="preserve">geröstetegesalzeneKürbiskerne 25 g </w:t>
-      </w:r>
-      <w:r>
-        <w:rPr>
-          <w:rFonts w:ascii="Arial" w:hAnsi="Arial" w:cs="Arial"/>
-          <w:sz w:val="24"/>
-          <w:szCs w:val="24"/>
-        </w:rPr>
-        <w:t>0 mg</w:t>
-      </w:r>
-    </w:p>
-    <w:p>
-      <w:pPr>
-        <w:rPr>
-          <w:rFonts w:ascii="Arial" w:hAnsi="Arial" w:cs="Arial"/>
-          <w:sz w:val="24"/>
-          <w:szCs w:val="24"/>
-        </w:rPr>
-      </w:pPr>
-      <w:r>
-        <w:rPr>
-          <w:rFonts w:ascii="Arial" w:hAnsi="Arial" w:cs="Arial"/>
-          <w:sz w:val="24"/>
-          <w:szCs w:val="24"/>
-        </w:rPr>
-        <w:t>Kürbiskerne 25 g</w:t>
-      </w:r>
-      <w:r>
-        <w:rPr>
-          <w:rFonts w:ascii="Arial" w:hAnsi="Arial" w:cs="Arial"/>
-          <w:sz w:val="24"/>
-          <w:szCs w:val="24"/>
-        </w:rPr>
-        <w:t xml:space="preserve"> 0 mg</w:t>
-      </w:r>
-    </w:p>
-    <w:p>
-      <w:pPr>
-        <w:rPr>
-          <w:rFonts w:ascii="Arial" w:hAnsi="Arial" w:cs="Arial"/>
-          <w:sz w:val="24"/>
-          <w:szCs w:val="24"/>
-        </w:rPr>
-      </w:pPr>
-      <w:r>
-        <w:rPr>
-          <w:rFonts w:ascii="Arial" w:hAnsi="Arial" w:cs="Arial"/>
-          <w:sz w:val="24"/>
-          <w:szCs w:val="24"/>
-        </w:rPr>
-        <w:t xml:space="preserve">Paranuss 4 g </w:t>
-      </w:r>
-      <w:r>
-        <w:rPr>
-          <w:rFonts w:ascii="Arial" w:hAnsi="Arial" w:cs="Arial"/>
-          <w:sz w:val="24"/>
-          <w:szCs w:val="24"/>
-        </w:rPr>
-        <w:t>0 mg</w:t>
-      </w:r>
-    </w:p>
-    <w:p>
-      <w:pPr>
-        <w:rPr>
-          <w:rFonts w:ascii="Arial" w:hAnsi="Arial" w:cs="Arial"/>
-          <w:sz w:val="24"/>
-          <w:szCs w:val="24"/>
-        </w:rPr>
-      </w:pPr>
-      <w:r>
-        <w:rPr>
-          <w:rFonts w:ascii="Arial" w:hAnsi="Arial" w:cs="Arial"/>
-          <w:sz w:val="24"/>
-          <w:szCs w:val="24"/>
-        </w:rPr>
-        <w:t>Walnuss 20 g</w:t>
-      </w:r>
-      <w:r>
-        <w:rPr>
-          <w:rFonts w:ascii="Arial" w:hAnsi="Arial" w:cs="Arial"/>
-          <w:sz w:val="24"/>
-          <w:szCs w:val="24"/>
-        </w:rPr>
-        <w:t xml:space="preserve"> 0 mg</w:t>
-      </w:r>
-    </w:p>
-    <w:p>
-      <w:pPr>
-        <w:rPr>
-          <w:rFonts w:ascii="Arial" w:hAnsi="Arial" w:cs="Arial"/>
-          <w:sz w:val="24"/>
-          <w:szCs w:val="24"/>
-        </w:rPr>
-      </w:pPr>
-    </w:p>
-    <w:p>
-      <w:pPr>
-        <w:rPr>
-          <w:rFonts w:ascii="Arial" w:hAnsi="Arial" w:cs="Arial"/>
-          <w:sz w:val="24"/>
-          <w:szCs w:val="24"/>
-        </w:rPr>
-      </w:pPr>
-      <w:r>
-        <w:rPr>
-          <w:rFonts w:ascii="Arial" w:hAnsi="Arial" w:cs="Arial"/>
-          <w:sz w:val="24"/>
-          <w:szCs w:val="24"/>
-        </w:rPr>
-        <w:t>Zucchinigegart</w:t>
-      </w:r>
-      <w:r>
-        <w:rPr>
-          <w:rFonts w:ascii="Arial" w:hAnsi="Arial" w:cs="Arial"/>
-          <w:sz w:val="24"/>
-          <w:szCs w:val="24"/>
-        </w:rPr>
-        <w:t xml:space="preserve"> 130 g</w:t>
-      </w:r>
-      <w:r>
-        <w:rPr>
-          <w:rFonts w:ascii="Arial" w:hAnsi="Arial" w:cs="Arial"/>
-          <w:sz w:val="24"/>
-          <w:szCs w:val="24"/>
-        </w:rPr>
-        <w:t xml:space="preserve"> 0 mg</w:t>
-      </w:r>
-    </w:p>
-    <w:p>
-      <w:pPr>
-        <w:rPr>
-          <w:rFonts w:ascii="Arial" w:hAnsi="Arial" w:cs="Arial"/>
-          <w:sz w:val="24"/>
-          <w:szCs w:val="24"/>
-        </w:rPr>
-      </w:pPr>
-      <w:r>
-        <w:rPr>
-          <w:rFonts w:ascii="Arial" w:hAnsi="Arial" w:cs="Arial"/>
-          <w:sz w:val="24"/>
-          <w:szCs w:val="24"/>
-        </w:rPr>
-        <w:t xml:space="preserve">Gurkegegart </w:t>
-      </w:r>
-      <w:r>
-        <w:rPr>
-          <w:rFonts w:ascii="Arial" w:hAnsi="Arial" w:cs="Arial"/>
-          <w:sz w:val="24"/>
-          <w:szCs w:val="24"/>
-        </w:rPr>
-        <w:t xml:space="preserve">130 g </w:t>
-      </w:r>
-      <w:r>
-        <w:rPr>
-          <w:rFonts w:ascii="Arial" w:hAnsi="Arial" w:cs="Arial"/>
-          <w:sz w:val="24"/>
-          <w:szCs w:val="24"/>
-        </w:rPr>
-        <w:t>0 mg</w:t>
-      </w:r>
-    </w:p>
-    <w:bookmarkEnd w:id="0"/>
-    <w:p>
-      <w:pPr>
-        <w:rPr>
-          <w:sz w:val="24"/>
-          <w:szCs w:val="24"/>
-        </w:rPr>
-      </w:pPr>
-      <w:r>
-        <w:rPr>
-          <w:rFonts w:ascii="Arial" w:hAnsi="Arial" w:cs="Arial"/>
-          <w:kern w:val="0"/>
-          <w:sz w:val="24"/>
-          <w:szCs w:val="24"/>
-          <w14:ligatures w14:val="none"/>
-        </w:rPr>
-        <w:t>Urdinkelnudelngegart 100 g</w:t>
-      </w:r>
-      <w:r>
-        <w:rPr>
-          <w:rFonts w:ascii="Arial" w:hAnsi="Arial" w:cs="Arial"/>
-          <w:kern w:val="0"/>
-          <w:sz w:val="24"/>
-          <w:szCs w:val="24"/>
-          <w14:ligatures w14:val="none"/>
-        </w:rPr>
-        <w:t xml:space="preserve"> 0,0002 mg</w:t>
-      </w:r>
-    </w:p>
-    <w:p>
-      <w:pPr>
-        <w:rPr>
-          <w:sz w:val="24"/>
-          <w:szCs w:val="24"/>
-        </w:rPr>
-      </w:pPr>
+        <w:t xml:space="preserve"> 100 g 0,0002 mg</w:t>
+      </w:r>
     </w:p>
     <w:sectPr>
       <w:pgSz w:w="11906" w:h="16838"/>
